--- a/Лабораторна 4/Лабораторна робота 4.docx
+++ b/Лабораторна 4/Лабораторна робота 4.docx
@@ -49,6 +49,7 @@
           <w:bCs/>
           <w:sz w:val="28"/>
           <w:szCs w:val="28"/>
+          <w:lang w:val="ru-RU"/>
         </w:rPr>
         <w:t>У</w:t>
       </w:r>
@@ -137,6 +138,7 @@
           <w:bCs/>
           <w:sz w:val="28"/>
           <w:szCs w:val="28"/>
+          <w:lang w:val="ru-RU"/>
         </w:rPr>
       </w:pPr>
       <w:r>
@@ -154,8 +156,9 @@
           <w:bCs/>
           <w:sz w:val="28"/>
           <w:szCs w:val="28"/>
-        </w:rPr>
-        <w:t>3</w:t>
+          <w:lang w:val="ru-RU"/>
+        </w:rPr>
+        <w:t>4</w:t>
       </w:r>
     </w:p>
     <w:p>
@@ -188,7 +191,7 @@
           <w:sz w:val="28"/>
           <w:szCs w:val="28"/>
         </w:rPr>
-        <w:t>Архітектура та стек веб-застосунку «LabTrack»</w:t>
+        <w:t>Реалізація сторінок і компонентів веб-застосунку «LabTrack»</w:t>
       </w:r>
       <w:r>
         <w:rPr>
@@ -241,35 +244,7 @@
           <w:sz w:val="28"/>
           <w:szCs w:val="28"/>
         </w:rPr>
-        <w:t>Викона</w:t>
-      </w:r>
-      <w:r>
-        <w:rPr>
-          <w:sz w:val="28"/>
-          <w:szCs w:val="28"/>
-        </w:rPr>
-        <w:t>в</w:t>
-      </w:r>
-      <w:r>
-        <w:rPr>
-          <w:sz w:val="28"/>
-          <w:szCs w:val="28"/>
-        </w:rPr>
-        <w:t xml:space="preserve"> студент </w:t>
-      </w:r>
-      <w:r>
-        <w:rPr>
-          <w:sz w:val="28"/>
-          <w:szCs w:val="28"/>
-        </w:rPr>
-        <w:t>3</w:t>
-      </w:r>
-      <w:r>
-        <w:rPr>
-          <w:sz w:val="28"/>
-          <w:szCs w:val="28"/>
-        </w:rPr>
-        <w:t xml:space="preserve"> курсу</w:t>
+        <w:t>Виконав студент 3 курсу</w:t>
       </w:r>
     </w:p>
     <w:p>
@@ -286,37 +261,7 @@
           <w:sz w:val="28"/>
           <w:szCs w:val="28"/>
         </w:rPr>
-        <w:t>спеціальності «</w:t>
-      </w:r>
-      <w:r>
-        <w:rPr>
-          <w:sz w:val="28"/>
-          <w:szCs w:val="28"/>
-        </w:rPr>
-        <w:t>Комп</w:t>
-      </w:r>
-      <w:r>
-        <w:rPr>
-          <w:sz w:val="28"/>
-          <w:szCs w:val="28"/>
-          <w:lang w:val="ru-RU"/>
-        </w:rPr>
-        <w:t>’</w:t>
-      </w:r>
-      <w:r>
-        <w:rPr>
-          <w:sz w:val="28"/>
-          <w:szCs w:val="28"/>
-          <w:lang w:val="ru-RU"/>
-        </w:rPr>
-        <w:t>ютерні Науки</w:t>
-      </w:r>
-      <w:r>
-        <w:rPr>
-          <w:sz w:val="28"/>
-          <w:szCs w:val="28"/>
-        </w:rPr>
-        <w:t xml:space="preserve">» </w:t>
+        <w:t>спеціальності</w:t>
       </w:r>
     </w:p>
     <w:p>
@@ -326,12 +271,32 @@
         <w:rPr>
           <w:sz w:val="28"/>
           <w:szCs w:val="28"/>
-        </w:rPr>
-      </w:pPr>
-      <w:r>
-        <w:rPr>
-          <w:sz w:val="28"/>
-          <w:szCs w:val="28"/>
+          <w:lang w:val="uk-UA"/>
+        </w:rPr>
+      </w:pPr>
+      <w:r>
+        <w:rPr>
+          <w:sz w:val="28"/>
+          <w:szCs w:val="28"/>
+        </w:rPr>
+        <w:t>«Комп’ютерні науки»</w:t>
+      </w:r>
+    </w:p>
+    <w:p>
+      <w:pPr>
+        <w:spacing w:line="360" w:lineRule="auto"/>
+        <w:ind w:left="5670" w:hanging="425"/>
+        <w:rPr>
+          <w:sz w:val="28"/>
+          <w:szCs w:val="28"/>
+          <w:lang w:val="uk-UA"/>
+        </w:rPr>
+      </w:pPr>
+      <w:r>
+        <w:rPr>
+          <w:sz w:val="28"/>
+          <w:szCs w:val="28"/>
+          <w:lang w:val="uk-UA"/>
         </w:rPr>
         <w:t>Капрян Євгеній Романович</w:t>
       </w:r>
@@ -339,6 +304,16 @@
     <w:p>
       <w:pPr>
         <w:spacing w:line="360" w:lineRule="auto"/>
+        <w:ind w:left="5670" w:hanging="425"/>
+        <w:rPr>
+          <w:sz w:val="28"/>
+          <w:szCs w:val="28"/>
+        </w:rPr>
+      </w:pPr>
+    </w:p>
+    <w:p>
+      <w:pPr>
+        <w:spacing w:line="360" w:lineRule="auto"/>
         <w:rPr>
           <w:b/>
           <w:bCs/>
@@ -413,6 +388,7 @@
           <w:bCs/>
           <w:sz w:val="28"/>
           <w:szCs w:val="28"/>
+          <w:lang w:val="uk-UA"/>
         </w:rPr>
       </w:pPr>
     </w:p>
@@ -425,6 +401,7 @@
           <w:bCs/>
           <w:sz w:val="28"/>
           <w:szCs w:val="28"/>
+          <w:lang w:val="uk-UA"/>
         </w:rPr>
       </w:pPr>
     </w:p>
@@ -437,6 +414,7 @@
           <w:bCs/>
           <w:sz w:val="28"/>
           <w:szCs w:val="28"/>
+          <w:lang w:val="uk-UA"/>
         </w:rPr>
       </w:pPr>
     </w:p>
@@ -449,6 +427,7 @@
           <w:bCs/>
           <w:sz w:val="28"/>
           <w:szCs w:val="28"/>
+          <w:lang w:val="uk-UA"/>
         </w:rPr>
       </w:pPr>
     </w:p>
@@ -461,6 +440,7 @@
           <w:bCs/>
           <w:sz w:val="28"/>
           <w:szCs w:val="28"/>
+          <w:lang w:val="uk-UA"/>
         </w:rPr>
       </w:pPr>
     </w:p>
@@ -473,18 +453,7 @@
           <w:bCs/>
           <w:sz w:val="28"/>
           <w:szCs w:val="28"/>
-        </w:rPr>
-      </w:pPr>
-    </w:p>
-    <w:p>
-      <w:pPr>
-        <w:spacing w:line="360" w:lineRule="auto"/>
-        <w:ind w:left="2832" w:firstLine="708"/>
-        <w:rPr>
-          <w:b/>
-          <w:bCs/>
-          <w:sz w:val="28"/>
-          <w:szCs w:val="28"/>
+          <w:lang w:val="uk-UA"/>
         </w:rPr>
       </w:pPr>
     </w:p>
@@ -532,7 +501,7 @@
           <w:sz w:val="28"/>
           <w:szCs w:val="28"/>
         </w:rPr>
-        <w:t xml:space="preserve"> Спроєктувати архітектуру React-застосунку LabTrack, обрати стек і налаштувати інструменти якості коду: git-хуки, ESLint, Prettier, юніт- та e2e-тести.</w:t>
+        <w:t xml:space="preserve"> Реалізувати сторінки й компоненти інтерфейсу веб-застосунку LabTrack та оформити їх стилями без використання CSS-фреймворків.</w:t>
       </w:r>
     </w:p>
     <w:p>
@@ -556,7 +525,7 @@
           <w:sz w:val="28"/>
           <w:szCs w:val="28"/>
         </w:rPr>
-        <w:t xml:space="preserve"> Структура React-проєкту, розподіл коду за шарами, git hooks, лінтинг і форматування, тестування в Cypress, Pull Request.</w:t>
+        <w:t xml:space="preserve"> Маршрутизація сторінок у React, композиція компонентів, CSS custom properties, flexbox і grid, адаптивна верстка, Pull Request.</w:t>
       </w:r>
     </w:p>
     <w:p>
@@ -591,7 +560,7 @@
           <w:sz w:val="28"/>
           <w:szCs w:val="28"/>
         </w:rPr>
-        <w:t>Описати ідею та показати структуру проєкту на ілюстраціях.</w:t>
+        <w:t>Реалізувати мінімум сторінок проєкту: щонайменше три сторінки та авторизацію.</w:t>
       </w:r>
     </w:p>
     <w:p>
@@ -608,7 +577,7 @@
           <w:sz w:val="28"/>
           <w:szCs w:val="28"/>
         </w:rPr>
-        <w:t>Обґрунтувати архітектуру та вибір стеку.</w:t>
+        <w:t>Реалізувати компоненти, потрібні для відтворення сторінок.</w:t>
       </w:r>
     </w:p>
     <w:p>
@@ -625,7 +594,7 @@
           <w:sz w:val="28"/>
           <w:szCs w:val="28"/>
         </w:rPr>
-        <w:t>Пояснити відхилення від архітектури, показаної на заняттях.</w:t>
+        <w:t>Додати стилі без CSS-фреймворків.</w:t>
       </w:r>
     </w:p>
     <w:p>
@@ -642,7 +611,7 @@
           <w:sz w:val="28"/>
           <w:szCs w:val="28"/>
         </w:rPr>
-        <w:t>Опублікувати проєкт на GitHub і створити Pull Request.</w:t>
+        <w:t>Створити Pull Request.</w:t>
       </w:r>
     </w:p>
     <w:p>
@@ -691,7 +660,7 @@
           <w:sz w:val="28"/>
           <w:szCs w:val="28"/>
         </w:rPr>
-        <w:t>1. Опис ідеї</w:t>
+        <w:t>1. Сторінки проєкту</w:t>
       </w:r>
     </w:p>
     <w:p>
@@ -705,8 +674,307 @@
           <w:sz w:val="28"/>
           <w:szCs w:val="28"/>
         </w:rPr>
-        <w:t>LabTrack – веб-трекер лабораторних робіт. Студент реєструється, додає роботи з предметом, номером, назвою та дедлайном, змінює їхній статус (не розпочато, в роботі, здано, захищено) і бачить, які терміни спливають. Терміновість застосунок розраховує сам за датою дедлайну, а прогрес семестру показує як частку захищених робіт.</w:t>
-      </w:r>
+        <w:t>У застосунку чотири сторінки, усі підключені через React Router (src/app/App.jsx). Сторінка входу відкрита для всіх, решта доступна лише після авторизації: інакше ProtectedRoute перенаправляє користувача на /login. Перелік наведено в таблиці 1.</w:t>
+      </w:r>
+    </w:p>
+    <w:p>
+      <w:pPr>
+        <w:keepNext/>
+        <w:spacing w:before="80" w:after="60" w:line="260" w:lineRule="auto"/>
+      </w:pPr>
+      <w:r>
+        <w:t>Таблиця 1. Сторінки та маршрути</w:t>
+      </w:r>
+    </w:p>
+    <w:tbl>
+      <w:tblPr>
+        <w:tblW w:w="9355" w:type="dxa"/>
+        <w:jc w:val="center"/>
+        <w:tblBorders>
+          <w:top w:val="single" w:sz="4" w:space="0" w:color="7F7F7F"/>
+          <w:left w:val="single" w:sz="4" w:space="0" w:color="7F7F7F"/>
+          <w:bottom w:val="single" w:sz="4" w:space="0" w:color="7F7F7F"/>
+          <w:right w:val="single" w:sz="4" w:space="0" w:color="7F7F7F"/>
+          <w:insideH w:val="single" w:sz="4" w:space="0" w:color="7F7F7F"/>
+          <w:insideV w:val="single" w:sz="4" w:space="0" w:color="7F7F7F"/>
+        </w:tblBorders>
+        <w:tblLayout w:type="fixed"/>
+        <w:tblCellMar>
+          <w:left w:w="90" w:type="dxa"/>
+          <w:right w:w="90" w:type="dxa"/>
+        </w:tblCellMar>
+        <w:tblLook w:val="04A0" w:firstRow="1" w:lastRow="0" w:firstColumn="1" w:lastColumn="0" w:noHBand="0" w:noVBand="1"/>
+      </w:tblPr>
+      <w:tblGrid>
+        <w:gridCol w:w="2100"/>
+        <w:gridCol w:w="2300"/>
+        <w:gridCol w:w="4955"/>
+      </w:tblGrid>
+      <w:tr>
+        <w:trPr>
+          <w:cantSplit/>
+          <w:tblHeader/>
+          <w:jc w:val="center"/>
+        </w:trPr>
+        <w:tc>
+          <w:tcPr>
+            <w:tcW w:w="2100" w:type="dxa"/>
+            <w:shd w:val="clear" w:color="auto" w:fill="E7E9EE"/>
+            <w:vAlign w:val="center"/>
+          </w:tcPr>
+          <w:p>
+            <w:pPr>
+              <w:spacing w:before="60" w:after="60"/>
+              <w:jc w:val="center"/>
+            </w:pPr>
+            <w:r>
+              <w:rPr>
+                <w:b/>
+                <w:bCs/>
+              </w:rPr>
+              <w:t>Маршрут</w:t>
+            </w:r>
+          </w:p>
+        </w:tc>
+        <w:tc>
+          <w:tcPr>
+            <w:tcW w:w="2300" w:type="dxa"/>
+            <w:shd w:val="clear" w:color="auto" w:fill="E7E9EE"/>
+            <w:vAlign w:val="center"/>
+          </w:tcPr>
+          <w:p>
+            <w:pPr>
+              <w:spacing w:before="60" w:after="60"/>
+              <w:jc w:val="center"/>
+            </w:pPr>
+            <w:r>
+              <w:rPr>
+                <w:b/>
+                <w:bCs/>
+              </w:rPr>
+              <w:t>Файл</w:t>
+            </w:r>
+          </w:p>
+        </w:tc>
+        <w:tc>
+          <w:tcPr>
+            <w:tcW w:w="4955" w:type="dxa"/>
+            <w:shd w:val="clear" w:color="auto" w:fill="E7E9EE"/>
+            <w:vAlign w:val="center"/>
+          </w:tcPr>
+          <w:p>
+            <w:pPr>
+              <w:spacing w:before="60" w:after="60"/>
+              <w:jc w:val="center"/>
+            </w:pPr>
+            <w:r>
+              <w:rPr>
+                <w:b/>
+                <w:bCs/>
+              </w:rPr>
+              <w:t>Вміст сторінки</w:t>
+            </w:r>
+          </w:p>
+        </w:tc>
+      </w:tr>
+      <w:tr>
+        <w:trPr>
+          <w:cantSplit/>
+          <w:jc w:val="center"/>
+        </w:trPr>
+        <w:tc>
+          <w:tcPr>
+            <w:tcW w:w="2100" w:type="dxa"/>
+            <w:vAlign w:val="center"/>
+          </w:tcPr>
+          <w:p>
+            <w:pPr>
+              <w:spacing w:before="60" w:after="60"/>
+            </w:pPr>
+            <w:r>
+              <w:t>/login</w:t>
+            </w:r>
+          </w:p>
+        </w:tc>
+        <w:tc>
+          <w:tcPr>
+            <w:tcW w:w="2300" w:type="dxa"/>
+            <w:vAlign w:val="center"/>
+          </w:tcPr>
+          <w:p>
+            <w:pPr>
+              <w:spacing w:before="60" w:after="60"/>
+            </w:pPr>
+            <w:r>
+              <w:t>LoginPage.jsx</w:t>
+            </w:r>
+          </w:p>
+        </w:tc>
+        <w:tc>
+          <w:tcPr>
+            <w:tcW w:w="4955" w:type="dxa"/>
+            <w:vAlign w:val="center"/>
+          </w:tcPr>
+          <w:p>
+            <w:pPr>
+              <w:spacing w:before="60" w:after="60"/>
+            </w:pPr>
+            <w:r>
+              <w:t>Форма входу та реєстрації з перемиканням вкладок і повідомленням про помилку</w:t>
+            </w:r>
+          </w:p>
+        </w:tc>
+      </w:tr>
+      <w:tr>
+        <w:trPr>
+          <w:cantSplit/>
+          <w:jc w:val="center"/>
+        </w:trPr>
+        <w:tc>
+          <w:tcPr>
+            <w:tcW w:w="2100" w:type="dxa"/>
+            <w:vAlign w:val="center"/>
+          </w:tcPr>
+          <w:p>
+            <w:pPr>
+              <w:spacing w:before="60" w:after="60"/>
+            </w:pPr>
+            <w:r>
+              <w:t>/</w:t>
+            </w:r>
+          </w:p>
+        </w:tc>
+        <w:tc>
+          <w:tcPr>
+            <w:tcW w:w="2300" w:type="dxa"/>
+            <w:vAlign w:val="center"/>
+          </w:tcPr>
+          <w:p>
+            <w:pPr>
+              <w:spacing w:before="60" w:after="60"/>
+            </w:pPr>
+            <w:r>
+              <w:t>HomePage.jsx</w:t>
+            </w:r>
+          </w:p>
+        </w:tc>
+        <w:tc>
+          <w:tcPr>
+            <w:tcW w:w="4955" w:type="dxa"/>
+            <w:vAlign w:val="center"/>
+          </w:tcPr>
+          <w:p>
+            <w:pPr>
+              <w:spacing w:before="60" w:after="60"/>
+            </w:pPr>
+            <w:r>
+              <w:t>Привітання та три найближчі дедлайни з мітками терміновості й статусу</w:t>
+            </w:r>
+          </w:p>
+        </w:tc>
+      </w:tr>
+      <w:tr>
+        <w:trPr>
+          <w:cantSplit/>
+          <w:jc w:val="center"/>
+        </w:trPr>
+        <w:tc>
+          <w:tcPr>
+            <w:tcW w:w="2100" w:type="dxa"/>
+            <w:vAlign w:val="center"/>
+          </w:tcPr>
+          <w:p>
+            <w:pPr>
+              <w:spacing w:before="60" w:after="60"/>
+            </w:pPr>
+            <w:r>
+              <w:t>/labs</w:t>
+            </w:r>
+          </w:p>
+        </w:tc>
+        <w:tc>
+          <w:tcPr>
+            <w:tcW w:w="2300" w:type="dxa"/>
+            <w:vAlign w:val="center"/>
+          </w:tcPr>
+          <w:p>
+            <w:pPr>
+              <w:spacing w:before="60" w:after="60"/>
+            </w:pPr>
+            <w:r>
+              <w:t>LabsPage.jsx</w:t>
+            </w:r>
+          </w:p>
+        </w:tc>
+        <w:tc>
+          <w:tcPr>
+            <w:tcW w:w="4955" w:type="dxa"/>
+            <w:vAlign w:val="center"/>
+          </w:tcPr>
+          <w:p>
+            <w:pPr>
+              <w:spacing w:before="60" w:after="60"/>
+            </w:pPr>
+            <w:r>
+              <w:t>Блок прогресу семестру, пошук, фільтри за статусом і таблиця лабораторних</w:t>
+            </w:r>
+          </w:p>
+        </w:tc>
+      </w:tr>
+      <w:tr>
+        <w:trPr>
+          <w:cantSplit/>
+          <w:jc w:val="center"/>
+        </w:trPr>
+        <w:tc>
+          <w:tcPr>
+            <w:tcW w:w="2100" w:type="dxa"/>
+            <w:vAlign w:val="center"/>
+          </w:tcPr>
+          <w:p>
+            <w:pPr>
+              <w:spacing w:before="60" w:after="60"/>
+            </w:pPr>
+            <w:r>
+              <w:t>/labs/new, /labs/:id/edit</w:t>
+            </w:r>
+          </w:p>
+        </w:tc>
+        <w:tc>
+          <w:tcPr>
+            <w:tcW w:w="2300" w:type="dxa"/>
+            <w:vAlign w:val="center"/>
+          </w:tcPr>
+          <w:p>
+            <w:pPr>
+              <w:spacing w:before="60" w:after="60"/>
+            </w:pPr>
+            <w:r>
+              <w:t>LabFormPage.jsx</w:t>
+            </w:r>
+          </w:p>
+        </w:tc>
+        <w:tc>
+          <w:tcPr>
+            <w:tcW w:w="4955" w:type="dxa"/>
+            <w:vAlign w:val="center"/>
+          </w:tcPr>
+          <w:p>
+            <w:pPr>
+              <w:spacing w:before="60" w:after="60"/>
+            </w:pPr>
+            <w:r>
+              <w:t>Форма додавання та редагування лабораторної, одна на обидва маршрути</w:t>
+            </w:r>
+          </w:p>
+        </w:tc>
+      </w:tr>
+    </w:tbl>
+    <w:p>
+      <w:pPr>
+        <w:spacing w:after="20"/>
+        <w:jc w:val="both"/>
+      </w:pPr>
     </w:p>
     <w:p>
       <w:pPr>
@@ -719,7 +987,7 @@
           <w:sz w:val="28"/>
           <w:szCs w:val="28"/>
         </w:rPr>
-        <w:t>Застосунок має чотири сторінки: вхід і реєстрація, головна з найближчими дедлайнами, список лабораторних, форма додавання та редагування. Сервера немає: дані кожного користувача зберігаються в localStorage браузера. Загальну будову показано на рисунку 1.</w:t>
+        <w:t>Сторінка входу (рис. 1) містить картку з двома вкладками. У режимі реєстрації додається поле імені, а кнопка змінює підпис. Решта сторінок показано на рисунках 2–4.</w:t>
       </w:r>
     </w:p>
     <w:p>
@@ -734,10 +1002,10 @@
         </w:rPr>
         <w:lastRenderedPageBreak/>
         <w:drawing>
-          <wp:inline distT="0" distB="0" distL="0" distR="0" wp14:anchorId="357FBD6E" wp14:editId="5664B751">
-            <wp:extent cx="5986823" cy="3907762"/>
+          <wp:inline distT="0" distB="0" distL="0" distR="0" wp14:anchorId="01A35887" wp14:editId="7287DFFF">
+            <wp:extent cx="4480560" cy="2519070"/>
             <wp:effectExtent l="0" t="0" r="0" b="0"/>
-            <wp:docPr id="101" name="Picture 101" descr="Шари застосунку LabTrack"/>
+            <wp:docPr id="101" name="Picture 101" descr="Сторінка входу та режим реєстрації"/>
             <wp:cNvGraphicFramePr>
               <a:graphicFrameLocks xmlns:a="http://schemas.openxmlformats.org/drawingml/2006/main" noChangeAspect="1"/>
             </wp:cNvGraphicFramePr>
@@ -745,7 +1013,7 @@
               <a:graphicData uri="http://schemas.openxmlformats.org/drawingml/2006/picture">
                 <pic:pic xmlns:pic="http://schemas.openxmlformats.org/drawingml/2006/picture">
                   <pic:nvPicPr>
-                    <pic:cNvPr id="101" name="fig_arch.png" descr="Шари застосунку LabTrack"/>
+                    <pic:cNvPr id="101" name="fig_auth.png" descr="Сторінка входу та режим реєстрації"/>
                     <pic:cNvPicPr/>
                   </pic:nvPicPr>
                   <pic:blipFill>
@@ -757,7 +1025,7 @@
                   <pic:spPr>
                     <a:xfrm>
                       <a:off x="0" y="0"/>
-                      <a:ext cx="6005714" cy="3920093"/>
+                      <a:ext cx="4480560" cy="2519070"/>
                     </a:xfrm>
                     <a:prstGeom prst="rect">
                       <a:avLst/>
@@ -776,37 +1044,7 @@
         <w:jc w:val="center"/>
       </w:pPr>
       <w:r>
-        <w:t>Рисунок 1. Шари застосунку та інструменти якості</w:t>
-      </w:r>
-    </w:p>
-    <w:p>
-      <w:pPr>
-        <w:keepNext/>
-        <w:spacing w:before="100" w:line="360" w:lineRule="auto"/>
-        <w:ind w:firstLine="709"/>
-      </w:pPr>
-      <w:r>
-        <w:rPr>
-          <w:b/>
-          <w:bCs/>
-          <w:sz w:val="28"/>
-          <w:szCs w:val="28"/>
-        </w:rPr>
-        <w:t>2. Структура проєкту</w:t>
-      </w:r>
-    </w:p>
-    <w:p>
-      <w:pPr>
-        <w:spacing w:line="360" w:lineRule="auto"/>
-        <w:ind w:firstLine="709"/>
-        <w:jc w:val="both"/>
-      </w:pPr>
-      <w:r>
-        <w:rPr>
-          <w:sz w:val="28"/>
-          <w:szCs w:val="28"/>
-        </w:rPr>
-        <w:t>Код розділено на чотири каталоги всередині src, а перевірки й тести винесено за його межі (рис. 2). Залежності йдуть тільки вниз: сторінки використовують features, а ті – shared. Shared нічого не знає про предметну область, тому його можна переносити в інший проєкт.</w:t>
+        <w:t>Рисунок 1. Сторінка входу та реєстрації</w:t>
       </w:r>
     </w:p>
     <w:p>
@@ -820,10 +1058,10 @@
           <w:noProof/>
         </w:rPr>
         <w:drawing>
-          <wp:inline distT="0" distB="0" distL="0" distR="0" wp14:anchorId="1F858FD5" wp14:editId="6031D6C3">
-            <wp:extent cx="5017015" cy="2841454"/>
+          <wp:inline distT="0" distB="0" distL="0" distR="0" wp14:anchorId="61A9393D" wp14:editId="3405CB6D">
+            <wp:extent cx="3657600" cy="2327563"/>
             <wp:effectExtent l="0" t="0" r="0" b="0"/>
-            <wp:docPr id="102" name="Picture 102" descr="Дерево каталогів проєкту"/>
+            <wp:docPr id="102" name="Picture 102" descr="Головна сторінка"/>
             <wp:cNvGraphicFramePr>
               <a:graphicFrameLocks xmlns:a="http://schemas.openxmlformats.org/drawingml/2006/main" noChangeAspect="1"/>
             </wp:cNvGraphicFramePr>
@@ -831,7 +1069,7 @@
               <a:graphicData uri="http://schemas.openxmlformats.org/drawingml/2006/picture">
                 <pic:pic xmlns:pic="http://schemas.openxmlformats.org/drawingml/2006/picture">
                   <pic:nvPicPr>
-                    <pic:cNvPr id="102" name="fig_tree.png" descr="Дерево каталогів проєкту"/>
+                    <pic:cNvPr id="102" name="fig_home.png" descr="Головна сторінка"/>
                     <pic:cNvPicPr/>
                   </pic:nvPicPr>
                   <pic:blipFill>
@@ -843,7 +1081,7 @@
                   <pic:spPr>
                     <a:xfrm>
                       <a:off x="0" y="0"/>
-                      <a:ext cx="5043222" cy="2856296"/>
+                      <a:ext cx="3657600" cy="2327563"/>
                     </a:xfrm>
                     <a:prstGeom prst="rect">
                       <a:avLst/>
@@ -862,7 +1100,150 @@
         <w:jc w:val="center"/>
       </w:pPr>
       <w:r>
-        <w:t>Рисунок 2. Структура каталогів і файлів</w:t>
+        <w:t>Рисунок 2. Головна сторінка з найближчими дедлайнами</w:t>
+      </w:r>
+    </w:p>
+    <w:p>
+      <w:pPr>
+        <w:keepNext/>
+        <w:spacing w:before="60"/>
+        <w:jc w:val="center"/>
+      </w:pPr>
+      <w:r>
+        <w:rPr>
+          <w:noProof/>
+        </w:rPr>
+        <w:lastRenderedPageBreak/>
+        <w:drawing>
+          <wp:inline distT="0" distB="0" distL="0" distR="0" wp14:anchorId="5D59EE83" wp14:editId="5E1FF03A">
+            <wp:extent cx="3657600" cy="3674225"/>
+            <wp:effectExtent l="0" t="0" r="0" b="0"/>
+            <wp:docPr id="103" name="Picture 103" descr="Сторінка Мої лабораторні"/>
+            <wp:cNvGraphicFramePr>
+              <a:graphicFrameLocks xmlns:a="http://schemas.openxmlformats.org/drawingml/2006/main" noChangeAspect="1"/>
+            </wp:cNvGraphicFramePr>
+            <a:graphic xmlns:a="http://schemas.openxmlformats.org/drawingml/2006/main">
+              <a:graphicData uri="http://schemas.openxmlformats.org/drawingml/2006/picture">
+                <pic:pic xmlns:pic="http://schemas.openxmlformats.org/drawingml/2006/picture">
+                  <pic:nvPicPr>
+                    <pic:cNvPr id="103" name="fig_labs.png" descr="Сторінка Мої лабораторні"/>
+                    <pic:cNvPicPr/>
+                  </pic:nvPicPr>
+                  <pic:blipFill>
+                    <a:blip r:embed="rId7"/>
+                    <a:stretch>
+                      <a:fillRect/>
+                    </a:stretch>
+                  </pic:blipFill>
+                  <pic:spPr>
+                    <a:xfrm>
+                      <a:off x="0" y="0"/>
+                      <a:ext cx="3657600" cy="3674225"/>
+                    </a:xfrm>
+                    <a:prstGeom prst="rect">
+                      <a:avLst/>
+                    </a:prstGeom>
+                  </pic:spPr>
+                </pic:pic>
+              </a:graphicData>
+            </a:graphic>
+          </wp:inline>
+        </w:drawing>
+      </w:r>
+    </w:p>
+    <w:p>
+      <w:pPr>
+        <w:spacing w:before="40" w:after="140" w:line="260" w:lineRule="auto"/>
+        <w:jc w:val="center"/>
+      </w:pPr>
+      <w:r>
+        <w:t>Рисунок 3. Сторінка «Мої лабораторні»</w:t>
+      </w:r>
+    </w:p>
+    <w:p>
+      <w:pPr>
+        <w:keepNext/>
+        <w:spacing w:before="60"/>
+        <w:jc w:val="center"/>
+      </w:pPr>
+      <w:r>
+        <w:rPr>
+          <w:noProof/>
+        </w:rPr>
+        <w:drawing>
+          <wp:inline distT="0" distB="0" distL="0" distR="0" wp14:anchorId="0A4FDCB5" wp14:editId="34D2B3FE">
+            <wp:extent cx="3657600" cy="2327563"/>
+            <wp:effectExtent l="0" t="0" r="0" b="0"/>
+            <wp:docPr id="104" name="Picture 104" descr="Форма додавання лабораторної"/>
+            <wp:cNvGraphicFramePr>
+              <a:graphicFrameLocks xmlns:a="http://schemas.openxmlformats.org/drawingml/2006/main" noChangeAspect="1"/>
+            </wp:cNvGraphicFramePr>
+            <a:graphic xmlns:a="http://schemas.openxmlformats.org/drawingml/2006/main">
+              <a:graphicData uri="http://schemas.openxmlformats.org/drawingml/2006/picture">
+                <pic:pic xmlns:pic="http://schemas.openxmlformats.org/drawingml/2006/picture">
+                  <pic:nvPicPr>
+                    <pic:cNvPr id="104" name="fig_form.png" descr="Форма додавання лабораторної"/>
+                    <pic:cNvPicPr/>
+                  </pic:nvPicPr>
+                  <pic:blipFill>
+                    <a:blip r:embed="rId8"/>
+                    <a:stretch>
+                      <a:fillRect/>
+                    </a:stretch>
+                  </pic:blipFill>
+                  <pic:spPr>
+                    <a:xfrm>
+                      <a:off x="0" y="0"/>
+                      <a:ext cx="3657600" cy="2327563"/>
+                    </a:xfrm>
+                    <a:prstGeom prst="rect">
+                      <a:avLst/>
+                    </a:prstGeom>
+                  </pic:spPr>
+                </pic:pic>
+              </a:graphicData>
+            </a:graphic>
+          </wp:inline>
+        </w:drawing>
+      </w:r>
+    </w:p>
+    <w:p>
+      <w:pPr>
+        <w:spacing w:before="40" w:after="140" w:line="260" w:lineRule="auto"/>
+        <w:jc w:val="center"/>
+      </w:pPr>
+      <w:r>
+        <w:t>Рисунок 4. Форма додавання лабораторної</w:t>
+      </w:r>
+    </w:p>
+    <w:p>
+      <w:pPr>
+        <w:keepNext/>
+        <w:spacing w:before="100" w:line="360" w:lineRule="auto"/>
+        <w:ind w:firstLine="709"/>
+      </w:pPr>
+      <w:r>
+        <w:rPr>
+          <w:b/>
+          <w:bCs/>
+          <w:sz w:val="28"/>
+          <w:szCs w:val="28"/>
+        </w:rPr>
+        <w:t>2. Компоненти</w:t>
+      </w:r>
+    </w:p>
+    <w:p>
+      <w:pPr>
+        <w:spacing w:line="360" w:lineRule="auto"/>
+        <w:ind w:firstLine="709"/>
+        <w:jc w:val="both"/>
+      </w:pPr>
+      <w:r>
+        <w:rPr>
+          <w:sz w:val="28"/>
+          <w:szCs w:val="28"/>
+        </w:rPr>
+        <w:t>Спільні частини інтерфейсу винесено в окремі компоненти, а сторінки складаються з них (таблиця 2). Layout обгортає всі закриті сторінки через Outlet, тому шапка й підвал описані в одному місці.</w:t>
       </w:r>
     </w:p>
     <w:p>
@@ -871,8 +1252,7 @@
         <w:spacing w:before="80" w:after="60" w:line="260" w:lineRule="auto"/>
       </w:pPr>
       <w:r>
-        <w:lastRenderedPageBreak/>
-        <w:t>Таблиця 1. Призначення каталогів</w:t>
+        <w:t>Таблиця 2. Компоненти інтерфейсу</w:t>
       </w:r>
     </w:p>
     <w:tbl>
@@ -896,7 +1276,8 @@
       </w:tblPr>
       <w:tblGrid>
         <w:gridCol w:w="2300"/>
-        <w:gridCol w:w="7055"/>
+        <w:gridCol w:w="2700"/>
+        <w:gridCol w:w="4355"/>
       </w:tblGrid>
       <w:tr>
         <w:trPr>
@@ -920,13 +1301,13 @@
                 <w:b/>
                 <w:bCs/>
               </w:rPr>
-              <w:t>Каталог</w:t>
+              <w:t>Компонент</w:t>
             </w:r>
           </w:p>
         </w:tc>
         <w:tc>
           <w:tcPr>
-            <w:tcW w:w="7055" w:type="dxa"/>
+            <w:tcW w:w="2700" w:type="dxa"/>
             <w:shd w:val="clear" w:color="auto" w:fill="E7E9EE"/>
             <w:vAlign w:val="center"/>
           </w:tcPr>
@@ -940,435 +1321,13 @@
                 <w:b/>
                 <w:bCs/>
               </w:rPr>
-              <w:t>Що в ньому лежить</w:t>
-            </w:r>
-          </w:p>
-        </w:tc>
-      </w:tr>
-      <w:tr>
-        <w:trPr>
-          <w:cantSplit/>
-          <w:jc w:val="center"/>
-        </w:trPr>
-        <w:tc>
-          <w:tcPr>
-            <w:tcW w:w="2300" w:type="dxa"/>
-            <w:vAlign w:val="center"/>
-          </w:tcPr>
-          <w:p>
-            <w:pPr>
-              <w:spacing w:before="60" w:after="60"/>
-            </w:pPr>
-            <w:r>
-              <w:t>src/app</w:t>
+              <w:t>Розташування</w:t>
             </w:r>
           </w:p>
         </w:tc>
         <w:tc>
           <w:tcPr>
-            <w:tcW w:w="7055" w:type="dxa"/>
-            <w:vAlign w:val="center"/>
-          </w:tcPr>
-          <w:p>
-            <w:pPr>
-              <w:spacing w:before="60" w:after="60"/>
-            </w:pPr>
-            <w:r>
-              <w:t>Кореневий компонент, провайдери стану й таблиця маршрутів</w:t>
-            </w:r>
-          </w:p>
-        </w:tc>
-      </w:tr>
-      <w:tr>
-        <w:trPr>
-          <w:cantSplit/>
-          <w:jc w:val="center"/>
-        </w:trPr>
-        <w:tc>
-          <w:tcPr>
-            <w:tcW w:w="2300" w:type="dxa"/>
-            <w:vAlign w:val="center"/>
-          </w:tcPr>
-          <w:p>
-            <w:pPr>
-              <w:spacing w:before="60" w:after="60"/>
-            </w:pPr>
-            <w:r>
-              <w:t>src/pages</w:t>
-            </w:r>
-          </w:p>
-        </w:tc>
-        <w:tc>
-          <w:tcPr>
-            <w:tcW w:w="7055" w:type="dxa"/>
-            <w:vAlign w:val="center"/>
-          </w:tcPr>
-          <w:p>
-            <w:pPr>
-              <w:spacing w:before="60" w:after="60"/>
-            </w:pPr>
-            <w:r>
-              <w:t>Тонкі компоненти сторінок: беруть дані з контекстів і складають інтерфейс</w:t>
-            </w:r>
-          </w:p>
-        </w:tc>
-      </w:tr>
-      <w:tr>
-        <w:trPr>
-          <w:cantSplit/>
-          <w:jc w:val="center"/>
-        </w:trPr>
-        <w:tc>
-          <w:tcPr>
-            <w:tcW w:w="2300" w:type="dxa"/>
-            <w:vAlign w:val="center"/>
-          </w:tcPr>
-          <w:p>
-            <w:pPr>
-              <w:spacing w:before="60" w:after="60"/>
-            </w:pPr>
-            <w:r>
-              <w:t>src/features</w:t>
-            </w:r>
-          </w:p>
-        </w:tc>
-        <w:tc>
-          <w:tcPr>
-            <w:tcW w:w="7055" w:type="dxa"/>
-            <w:vAlign w:val="center"/>
-          </w:tcPr>
-          <w:p>
-            <w:pPr>
-              <w:spacing w:before="60" w:after="60"/>
-            </w:pPr>
-            <w:r>
-              <w:t>Предметна логіка: авторизація (auth) та лабораторні (labs), включно з розрахунком дедлайнів</w:t>
-            </w:r>
-          </w:p>
-        </w:tc>
-      </w:tr>
-      <w:tr>
-        <w:trPr>
-          <w:cantSplit/>
-          <w:jc w:val="center"/>
-        </w:trPr>
-        <w:tc>
-          <w:tcPr>
-            <w:tcW w:w="2300" w:type="dxa"/>
-            <w:vAlign w:val="center"/>
-          </w:tcPr>
-          <w:p>
-            <w:pPr>
-              <w:spacing w:before="60" w:after="60"/>
-            </w:pPr>
-            <w:r>
-              <w:t>src/shared</w:t>
-            </w:r>
-          </w:p>
-        </w:tc>
-        <w:tc>
-          <w:tcPr>
-            <w:tcW w:w="7055" w:type="dxa"/>
-            <w:vAlign w:val="center"/>
-          </w:tcPr>
-          <w:p>
-            <w:pPr>
-              <w:spacing w:before="60" w:after="60"/>
-            </w:pPr>
-            <w:r>
-              <w:t>Універсальні компоненти (Layout, StatusPill) і утиліти (storage.js)</w:t>
-            </w:r>
-          </w:p>
-        </w:tc>
-      </w:tr>
-      <w:tr>
-        <w:trPr>
-          <w:cantSplit/>
-          <w:jc w:val="center"/>
-        </w:trPr>
-        <w:tc>
-          <w:tcPr>
-            <w:tcW w:w="2300" w:type="dxa"/>
-            <w:vAlign w:val="center"/>
-          </w:tcPr>
-          <w:p>
-            <w:pPr>
-              <w:spacing w:before="60" w:after="60"/>
-            </w:pPr>
-            <w:r>
-              <w:t>cypress</w:t>
-            </w:r>
-          </w:p>
-        </w:tc>
-        <w:tc>
-          <w:tcPr>
-            <w:tcW w:w="7055" w:type="dxa"/>
-            <w:vAlign w:val="center"/>
-          </w:tcPr>
-          <w:p>
-            <w:pPr>
-              <w:spacing w:before="60" w:after="60"/>
-            </w:pPr>
-            <w:r>
-              <w:t>e2e-тести сценаріїв і спільні налаштування Cypress</w:t>
-            </w:r>
-          </w:p>
-        </w:tc>
-      </w:tr>
-      <w:tr>
-        <w:trPr>
-          <w:cantSplit/>
-          <w:jc w:val="center"/>
-        </w:trPr>
-        <w:tc>
-          <w:tcPr>
-            <w:tcW w:w="2300" w:type="dxa"/>
-            <w:vAlign w:val="center"/>
-          </w:tcPr>
-          <w:p>
-            <w:pPr>
-              <w:spacing w:before="60" w:after="60"/>
-            </w:pPr>
-            <w:r>
-              <w:t>.husky</w:t>
-            </w:r>
-          </w:p>
-        </w:tc>
-        <w:tc>
-          <w:tcPr>
-            <w:tcW w:w="7055" w:type="dxa"/>
-            <w:vAlign w:val="center"/>
-          </w:tcPr>
-          <w:p>
-            <w:pPr>
-              <w:spacing w:before="60" w:after="60"/>
-            </w:pPr>
-            <w:r>
-              <w:t>Скрипти git-хуків, які запускаються перед комітом і пушем</w:t>
-            </w:r>
-          </w:p>
-        </w:tc>
-      </w:tr>
-    </w:tbl>
-    <w:p>
-      <w:pPr>
-        <w:spacing w:after="20"/>
-        <w:jc w:val="both"/>
-      </w:pPr>
-    </w:p>
-    <w:p>
-      <w:pPr>
-        <w:keepNext/>
-        <w:spacing w:before="100" w:line="360" w:lineRule="auto"/>
-        <w:ind w:firstLine="709"/>
-      </w:pPr>
-      <w:r>
-        <w:rPr>
-          <w:b/>
-          <w:bCs/>
-          <w:sz w:val="28"/>
-          <w:szCs w:val="28"/>
-        </w:rPr>
-        <w:t>3. Обґрунтування архітектури</w:t>
-      </w:r>
-    </w:p>
-    <w:p>
-      <w:pPr>
-        <w:spacing w:line="360" w:lineRule="auto"/>
-        <w:ind w:firstLine="709"/>
-        <w:jc w:val="both"/>
-      </w:pPr>
-      <w:r>
-        <w:rPr>
-          <w:sz w:val="28"/>
-          <w:szCs w:val="28"/>
-        </w:rPr>
-        <w:t>Код згруповано за змістом (feature-based), а не за технічним типом. Усе, що стосується лабораторних, лежить в одному каталозі, тому нова функція зачіпає мало місць, а на захисті легко показати, де що знаходиться.</w:t>
-      </w:r>
-    </w:p>
-    <w:p>
-      <w:pPr>
-        <w:numPr>
-          <w:ilvl w:val="0"/>
-          <w:numId w:val="6"/>
-        </w:numPr>
-        <w:spacing w:line="360" w:lineRule="auto"/>
-        <w:jc w:val="both"/>
-      </w:pPr>
-      <w:r>
-        <w:rPr>
-          <w:sz w:val="28"/>
-          <w:szCs w:val="28"/>
-        </w:rPr>
-        <w:t>Логіку дедлайнів винесено в чисту функцію deadline.js без React. Її можна перевірити юніт-тестом без браузерного інтерфейсу.</w:t>
-      </w:r>
-    </w:p>
-    <w:p>
-      <w:pPr>
-        <w:numPr>
-          <w:ilvl w:val="0"/>
-          <w:numId w:val="6"/>
-        </w:numPr>
-        <w:spacing w:line="360" w:lineRule="auto"/>
-        <w:jc w:val="both"/>
-      </w:pPr>
-      <w:r>
-        <w:rPr>
-          <w:sz w:val="28"/>
-          <w:szCs w:val="28"/>
-        </w:rPr>
-        <w:t>Стан авторизації та лабораторних зберігається в React Context. Для чотирьох сторінок і двох сутностей цього достатньо, окрема бібліотека стану була б зайвою складністю.</w:t>
-      </w:r>
-    </w:p>
-    <w:p>
-      <w:pPr>
-        <w:numPr>
-          <w:ilvl w:val="0"/>
-          <w:numId w:val="6"/>
-        </w:numPr>
-        <w:spacing w:line="360" w:lineRule="auto"/>
-        <w:jc w:val="both"/>
-      </w:pPr>
-      <w:r>
-        <w:rPr>
-          <w:sz w:val="28"/>
-          <w:szCs w:val="28"/>
-        </w:rPr>
-        <w:t>Робота з localStorage зібрана в одному модулі storage.js. Коли з’явиться сервер, зміниться лише цей шар, а не сторінки.</w:t>
-      </w:r>
-    </w:p>
-    <w:p>
-      <w:pPr>
-        <w:numPr>
-          <w:ilvl w:val="0"/>
-          <w:numId w:val="6"/>
-        </w:numPr>
-        <w:spacing w:line="360" w:lineRule="auto"/>
-        <w:jc w:val="both"/>
-      </w:pPr>
-      <w:r>
-        <w:rPr>
-          <w:sz w:val="28"/>
-          <w:szCs w:val="28"/>
-        </w:rPr>
-        <w:t>Закриті сторінки захищає ProtectedRoute: неавторизованого користувача перенаправляють на вхід.</w:t>
-      </w:r>
-    </w:p>
-    <w:p>
-      <w:pPr>
-        <w:numPr>
-          <w:ilvl w:val="0"/>
-          <w:numId w:val="6"/>
-        </w:numPr>
-        <w:spacing w:line="360" w:lineRule="auto"/>
-        <w:jc w:val="both"/>
-      </w:pPr>
-      <w:r>
-        <w:rPr>
-          <w:sz w:val="28"/>
-          <w:szCs w:val="28"/>
-        </w:rPr>
-        <w:t>Сторінки лишаються тонкими: у них немає розрахунків, тільки складання інтерфейсу з готових частин.</w:t>
-      </w:r>
-    </w:p>
-    <w:p>
-      <w:pPr>
-        <w:keepNext/>
-        <w:spacing w:before="100" w:line="360" w:lineRule="auto"/>
-        <w:ind w:firstLine="709"/>
-      </w:pPr>
-      <w:r>
-        <w:rPr>
-          <w:b/>
-          <w:bCs/>
-          <w:sz w:val="28"/>
-          <w:szCs w:val="28"/>
-        </w:rPr>
-        <w:t>4. Стек проєкту</w:t>
-      </w:r>
-    </w:p>
-    <w:p>
-      <w:pPr>
-        <w:keepNext/>
-        <w:spacing w:before="80" w:after="60" w:line="260" w:lineRule="auto"/>
-      </w:pPr>
-      <w:r>
-        <w:t>Таблиця 2. Технології та їх призначення</w:t>
-      </w:r>
-    </w:p>
-    <w:tbl>
-      <w:tblPr>
-        <w:tblW w:w="9355" w:type="dxa"/>
-        <w:jc w:val="center"/>
-        <w:tblBorders>
-          <w:top w:val="single" w:sz="4" w:space="0" w:color="7F7F7F"/>
-          <w:left w:val="single" w:sz="4" w:space="0" w:color="7F7F7F"/>
-          <w:bottom w:val="single" w:sz="4" w:space="0" w:color="7F7F7F"/>
-          <w:right w:val="single" w:sz="4" w:space="0" w:color="7F7F7F"/>
-          <w:insideH w:val="single" w:sz="4" w:space="0" w:color="7F7F7F"/>
-          <w:insideV w:val="single" w:sz="4" w:space="0" w:color="7F7F7F"/>
-        </w:tblBorders>
-        <w:tblLayout w:type="fixed"/>
-        <w:tblCellMar>
-          <w:left w:w="90" w:type="dxa"/>
-          <w:right w:w="90" w:type="dxa"/>
-        </w:tblCellMar>
-        <w:tblLook w:val="04A0" w:firstRow="1" w:lastRow="0" w:firstColumn="1" w:lastColumn="0" w:noHBand="0" w:noVBand="1"/>
-      </w:tblPr>
-      <w:tblGrid>
-        <w:gridCol w:w="2500"/>
-        <w:gridCol w:w="1400"/>
-        <w:gridCol w:w="5455"/>
-      </w:tblGrid>
-      <w:tr>
-        <w:trPr>
-          <w:cantSplit/>
-          <w:tblHeader/>
-          <w:jc w:val="center"/>
-        </w:trPr>
-        <w:tc>
-          <w:tcPr>
-            <w:tcW w:w="2500" w:type="dxa"/>
-            <w:shd w:val="clear" w:color="auto" w:fill="E7E9EE"/>
-            <w:vAlign w:val="center"/>
-          </w:tcPr>
-          <w:p>
-            <w:pPr>
-              <w:spacing w:before="60" w:after="60"/>
-              <w:jc w:val="center"/>
-            </w:pPr>
-            <w:r>
-              <w:rPr>
-                <w:b/>
-                <w:bCs/>
-              </w:rPr>
-              <w:t>Технологія</w:t>
-            </w:r>
-          </w:p>
-        </w:tc>
-        <w:tc>
-          <w:tcPr>
-            <w:tcW w:w="1400" w:type="dxa"/>
-            <w:shd w:val="clear" w:color="auto" w:fill="E7E9EE"/>
-            <w:vAlign w:val="center"/>
-          </w:tcPr>
-          <w:p>
-            <w:pPr>
-              <w:spacing w:before="60" w:after="60"/>
-              <w:jc w:val="center"/>
-            </w:pPr>
-            <w:r>
-              <w:rPr>
-                <w:b/>
-                <w:bCs/>
-              </w:rPr>
-              <w:t>Версія</w:t>
-            </w:r>
-          </w:p>
-        </w:tc>
-        <w:tc>
-          <w:tcPr>
-            <w:tcW w:w="5455" w:type="dxa"/>
+            <w:tcW w:w="4355" w:type="dxa"/>
             <w:shd w:val="clear" w:color="auto" w:fill="E7E9EE"/>
             <w:vAlign w:val="center"/>
           </w:tcPr>
@@ -1394,7 +1353,7 @@
         </w:trPr>
         <w:tc>
           <w:tcPr>
-            <w:tcW w:w="2500" w:type="dxa"/>
+            <w:tcW w:w="2300" w:type="dxa"/>
             <w:vAlign w:val="center"/>
           </w:tcPr>
           <w:p>
@@ -1402,28 +1361,13 @@
               <w:spacing w:before="60" w:after="60"/>
             </w:pPr>
             <w:r>
-              <w:t>React</w:t>
+              <w:t>Layout</w:t>
             </w:r>
           </w:p>
         </w:tc>
         <w:tc>
           <w:tcPr>
-            <w:tcW w:w="1400" w:type="dxa"/>
-            <w:vAlign w:val="center"/>
-          </w:tcPr>
-          <w:p>
-            <w:pPr>
-              <w:spacing w:before="60" w:after="60"/>
-              <w:jc w:val="center"/>
-            </w:pPr>
-            <w:r>
-              <w:t>18</w:t>
-            </w:r>
-          </w:p>
-        </w:tc>
-        <w:tc>
-          <w:tcPr>
-            <w:tcW w:w="5455" w:type="dxa"/>
+            <w:tcW w:w="2700" w:type="dxa"/>
             <w:vAlign w:val="center"/>
           </w:tcPr>
           <w:p>
@@ -1431,7 +1375,21 @@
               <w:spacing w:before="60" w:after="60"/>
             </w:pPr>
             <w:r>
-              <w:t>Побудова інтерфейсу з компонентів</w:t>
+              <w:t>shared/ui</w:t>
+            </w:r>
+          </w:p>
+        </w:tc>
+        <w:tc>
+          <w:tcPr>
+            <w:tcW w:w="4355" w:type="dxa"/>
+            <w:vAlign w:val="center"/>
+          </w:tcPr>
+          <w:p>
+            <w:pPr>
+              <w:spacing w:before="60" w:after="60"/>
+            </w:pPr>
+            <w:r>
+              <w:t>Шапка з навігацією, ім’ям користувача та кнопкою виходу, область вмісту, підвал</w:t>
             </w:r>
           </w:p>
         </w:tc>
@@ -1443,7 +1401,7 @@
         </w:trPr>
         <w:tc>
           <w:tcPr>
-            <w:tcW w:w="2500" w:type="dxa"/>
+            <w:tcW w:w="2300" w:type="dxa"/>
             <w:vAlign w:val="center"/>
           </w:tcPr>
           <w:p>
@@ -1451,28 +1409,14 @@
               <w:spacing w:before="60" w:after="60"/>
             </w:pPr>
             <w:r>
-              <w:t>React Router</w:t>
+              <w:lastRenderedPageBreak/>
+              <w:t>StatusPill</w:t>
             </w:r>
           </w:p>
         </w:tc>
         <w:tc>
           <w:tcPr>
-            <w:tcW w:w="1400" w:type="dxa"/>
-            <w:vAlign w:val="center"/>
-          </w:tcPr>
-          <w:p>
-            <w:pPr>
-              <w:spacing w:before="60" w:after="60"/>
-              <w:jc w:val="center"/>
-            </w:pPr>
-            <w:r>
-              <w:t>6</w:t>
-            </w:r>
-          </w:p>
-        </w:tc>
-        <w:tc>
-          <w:tcPr>
-            <w:tcW w:w="5455" w:type="dxa"/>
+            <w:tcW w:w="2700" w:type="dxa"/>
             <w:vAlign w:val="center"/>
           </w:tcPr>
           <w:p>
@@ -1480,7 +1424,21 @@
               <w:spacing w:before="60" w:after="60"/>
             </w:pPr>
             <w:r>
-              <w:t>Маршрутизація, захищені маршрути</w:t>
+              <w:t>shared/ui</w:t>
+            </w:r>
+          </w:p>
+        </w:tc>
+        <w:tc>
+          <w:tcPr>
+            <w:tcW w:w="4355" w:type="dxa"/>
+            <w:vAlign w:val="center"/>
+          </w:tcPr>
+          <w:p>
+            <w:pPr>
+              <w:spacing w:before="60" w:after="60"/>
+            </w:pPr>
+            <w:r>
+              <w:t>Кольорова мітка статусу лабораторної; має компонентний тест</w:t>
             </w:r>
           </w:p>
         </w:tc>
@@ -1492,7 +1450,7 @@
         </w:trPr>
         <w:tc>
           <w:tcPr>
-            <w:tcW w:w="2500" w:type="dxa"/>
+            <w:tcW w:w="2300" w:type="dxa"/>
             <w:vAlign w:val="center"/>
           </w:tcPr>
           <w:p>
@@ -1500,28 +1458,13 @@
               <w:spacing w:before="60" w:after="60"/>
             </w:pPr>
             <w:r>
-              <w:t>Vite</w:t>
+              <w:t>LabRow</w:t>
             </w:r>
           </w:p>
         </w:tc>
         <w:tc>
           <w:tcPr>
-            <w:tcW w:w="1400" w:type="dxa"/>
-            <w:vAlign w:val="center"/>
-          </w:tcPr>
-          <w:p>
-            <w:pPr>
-              <w:spacing w:before="60" w:after="60"/>
-              <w:jc w:val="center"/>
-            </w:pPr>
-            <w:r>
-              <w:t>5</w:t>
-            </w:r>
-          </w:p>
-        </w:tc>
-        <w:tc>
-          <w:tcPr>
-            <w:tcW w:w="5455" w:type="dxa"/>
+            <w:tcW w:w="2700" w:type="dxa"/>
             <w:vAlign w:val="center"/>
           </w:tcPr>
           <w:p>
@@ -1529,7 +1472,21 @@
               <w:spacing w:before="60" w:after="60"/>
             </w:pPr>
             <w:r>
-              <w:t>Збирання проєкту й dev-сервер</w:t>
+              <w:t>features/labs</w:t>
+            </w:r>
+          </w:p>
+        </w:tc>
+        <w:tc>
+          <w:tcPr>
+            <w:tcW w:w="4355" w:type="dxa"/>
+            <w:vAlign w:val="center"/>
+          </w:tcPr>
+          <w:p>
+            <w:pPr>
+              <w:spacing w:before="60" w:after="60"/>
+            </w:pPr>
+            <w:r>
+              <w:t>Рядок таблиці: предмет, назва, дедлайн із міткою терміновості, вибір статусу, посилання на редагування</w:t>
             </w:r>
           </w:p>
         </w:tc>
@@ -1541,7 +1498,7 @@
         </w:trPr>
         <w:tc>
           <w:tcPr>
-            <w:tcW w:w="2500" w:type="dxa"/>
+            <w:tcW w:w="2300" w:type="dxa"/>
             <w:vAlign w:val="center"/>
           </w:tcPr>
           <w:p>
@@ -1549,28 +1506,13 @@
               <w:spacing w:before="60" w:after="60"/>
             </w:pPr>
             <w:r>
-              <w:t>ESLint</w:t>
+              <w:t>ProtectedRoute</w:t>
             </w:r>
           </w:p>
         </w:tc>
         <w:tc>
           <w:tcPr>
-            <w:tcW w:w="1400" w:type="dxa"/>
-            <w:vAlign w:val="center"/>
-          </w:tcPr>
-          <w:p>
-            <w:pPr>
-              <w:spacing w:before="60" w:after="60"/>
-              <w:jc w:val="center"/>
-            </w:pPr>
-            <w:r>
-              <w:t>9</w:t>
-            </w:r>
-          </w:p>
-        </w:tc>
-        <w:tc>
-          <w:tcPr>
-            <w:tcW w:w="5455" w:type="dxa"/>
+            <w:tcW w:w="2700" w:type="dxa"/>
             <w:vAlign w:val="center"/>
           </w:tcPr>
           <w:p>
@@ -1578,19 +1520,13 @@
               <w:spacing w:before="60" w:after="60"/>
             </w:pPr>
             <w:r>
-              <w:t>Пошук помилок, плагіни для React, hooks і Cypress</w:t>
+              <w:t>features/auth</w:t>
             </w:r>
           </w:p>
         </w:tc>
-      </w:tr>
-      <w:tr>
-        <w:trPr>
-          <w:cantSplit/>
-          <w:jc w:val="center"/>
-        </w:trPr>
         <w:tc>
           <w:tcPr>
-            <w:tcW w:w="2500" w:type="dxa"/>
+            <w:tcW w:w="4355" w:type="dxa"/>
             <w:vAlign w:val="center"/>
           </w:tcPr>
           <w:p>
@@ -1598,184 +1534,7 @@
               <w:spacing w:before="60" w:after="60"/>
             </w:pPr>
             <w:r>
-              <w:lastRenderedPageBreak/>
-              <w:t>Prettier</w:t>
-            </w:r>
-          </w:p>
-        </w:tc>
-        <w:tc>
-          <w:tcPr>
-            <w:tcW w:w="1400" w:type="dxa"/>
-            <w:vAlign w:val="center"/>
-          </w:tcPr>
-          <w:p>
-            <w:pPr>
-              <w:spacing w:before="60" w:after="60"/>
-              <w:jc w:val="center"/>
-            </w:pPr>
-            <w:r>
-              <w:t>3</w:t>
-            </w:r>
-          </w:p>
-        </w:tc>
-        <w:tc>
-          <w:tcPr>
-            <w:tcW w:w="5455" w:type="dxa"/>
-            <w:vAlign w:val="center"/>
-          </w:tcPr>
-          <w:p>
-            <w:pPr>
-              <w:spacing w:before="60" w:after="60"/>
-            </w:pPr>
-            <w:r>
-              <w:t>Єдине форматування коду</w:t>
-            </w:r>
-          </w:p>
-        </w:tc>
-      </w:tr>
-      <w:tr>
-        <w:trPr>
-          <w:cantSplit/>
-          <w:jc w:val="center"/>
-        </w:trPr>
-        <w:tc>
-          <w:tcPr>
-            <w:tcW w:w="2500" w:type="dxa"/>
-            <w:vAlign w:val="center"/>
-          </w:tcPr>
-          <w:p>
-            <w:pPr>
-              <w:spacing w:before="60" w:after="60"/>
-            </w:pPr>
-            <w:r>
-              <w:t>Husky + lint-staged</w:t>
-            </w:r>
-          </w:p>
-        </w:tc>
-        <w:tc>
-          <w:tcPr>
-            <w:tcW w:w="1400" w:type="dxa"/>
-            <w:vAlign w:val="center"/>
-          </w:tcPr>
-          <w:p>
-            <w:pPr>
-              <w:spacing w:before="60" w:after="60"/>
-              <w:jc w:val="center"/>
-            </w:pPr>
-            <w:r>
-              <w:t>9 / 15</w:t>
-            </w:r>
-          </w:p>
-        </w:tc>
-        <w:tc>
-          <w:tcPr>
-            <w:tcW w:w="5455" w:type="dxa"/>
-            <w:vAlign w:val="center"/>
-          </w:tcPr>
-          <w:p>
-            <w:pPr>
-              <w:spacing w:before="60" w:after="60"/>
-            </w:pPr>
-            <w:r>
-              <w:t>Git-хуки: перевірка лише змінених файлів перед комітом</w:t>
-            </w:r>
-          </w:p>
-        </w:tc>
-      </w:tr>
-      <w:tr>
-        <w:trPr>
-          <w:cantSplit/>
-          <w:jc w:val="center"/>
-        </w:trPr>
-        <w:tc>
-          <w:tcPr>
-            <w:tcW w:w="2500" w:type="dxa"/>
-            <w:vAlign w:val="center"/>
-          </w:tcPr>
-          <w:p>
-            <w:pPr>
-              <w:spacing w:before="60" w:after="60"/>
-            </w:pPr>
-            <w:r>
-              <w:t>Cypress</w:t>
-            </w:r>
-          </w:p>
-        </w:tc>
-        <w:tc>
-          <w:tcPr>
-            <w:tcW w:w="1400" w:type="dxa"/>
-            <w:vAlign w:val="center"/>
-          </w:tcPr>
-          <w:p>
-            <w:pPr>
-              <w:spacing w:before="60" w:after="60"/>
-              <w:jc w:val="center"/>
-            </w:pPr>
-            <w:r>
-              <w:t>13</w:t>
-            </w:r>
-          </w:p>
-        </w:tc>
-        <w:tc>
-          <w:tcPr>
-            <w:tcW w:w="5455" w:type="dxa"/>
-            <w:vAlign w:val="center"/>
-          </w:tcPr>
-          <w:p>
-            <w:pPr>
-              <w:spacing w:before="60" w:after="60"/>
-            </w:pPr>
-            <w:r>
-              <w:t>Компонентні, юніт- та e2e-тести</w:t>
-            </w:r>
-          </w:p>
-        </w:tc>
-      </w:tr>
-      <w:tr>
-        <w:trPr>
-          <w:cantSplit/>
-          <w:jc w:val="center"/>
-        </w:trPr>
-        <w:tc>
-          <w:tcPr>
-            <w:tcW w:w="2500" w:type="dxa"/>
-            <w:vAlign w:val="center"/>
-          </w:tcPr>
-          <w:p>
-            <w:pPr>
-              <w:spacing w:before="60" w:after="60"/>
-            </w:pPr>
-            <w:r>
-              <w:t>start-server-and-test</w:t>
-            </w:r>
-          </w:p>
-        </w:tc>
-        <w:tc>
-          <w:tcPr>
-            <w:tcW w:w="1400" w:type="dxa"/>
-            <w:vAlign w:val="center"/>
-          </w:tcPr>
-          <w:p>
-            <w:pPr>
-              <w:spacing w:before="60" w:after="60"/>
-              <w:jc w:val="center"/>
-            </w:pPr>
-            <w:r>
-              <w:t>2</w:t>
-            </w:r>
-          </w:p>
-        </w:tc>
-        <w:tc>
-          <w:tcPr>
-            <w:tcW w:w="5455" w:type="dxa"/>
-            <w:vAlign w:val="center"/>
-          </w:tcPr>
-          <w:p>
-            <w:pPr>
-              <w:spacing w:before="60" w:after="60"/>
-            </w:pPr>
-            <w:r>
-              <w:t>Запуск dev-сервера на час e2e-тестів</w:t>
+              <w:t>Пропускає авторизованого користувача або перенаправляє на вхід</w:t>
             </w:r>
           </w:p>
         </w:tc>
@@ -1798,7 +1557,7 @@
           <w:sz w:val="28"/>
           <w:szCs w:val="28"/>
         </w:rPr>
-        <w:t>Хуки працюють у два етапи. Pre-commit запускає lint-staged: ESLint з автовиправленням і Prettier для змінених файлів. Pre-push запускає повні перевірки: ESLint, Prettier і компонентні тести. Перевірка показала, що коміт файлу з помилкою ESLint хук блокує.</w:t>
+        <w:t>Вкладки входу, блок прогресу та кнопки-фільтри статусів поки описані прямо в коді сторінок, а не винесені в компоненти. Для поточного обсягу цього достатньо, але з ростом проєкту їх варто виділити.</w:t>
       </w:r>
     </w:p>
     <w:p>
@@ -1812,7 +1571,7 @@
           <w:sz w:val="28"/>
           <w:szCs w:val="28"/>
         </w:rPr>
-        <w:t>Тести описано в трьох місцях: StatusPill.cy.jsx (компонент), deadline.cy.js (юніт-тести логіки дедлайнів) і cypress/e2e (сценарії входу, реєстрації, додавання, зміни статусу та видалення лабораторної). Запуск: npm run test:component та npm run test:e2e.</w:t>
+        <w:t>Дані й поведінка (контексти авторизації та лабораторних, розрахунок дедлайнів) залишилися з попередньої роботи. У цій лабораторній вони лише наповнюють інтерфейс, а описується шар відображення.</w:t>
       </w:r>
     </w:p>
     <w:p>
@@ -1828,12 +1587,11 @@
           <w:sz w:val="28"/>
           <w:szCs w:val="28"/>
         </w:rPr>
-        <w:t>5. Відхилення від архітектури із занять</w:t>
-      </w:r>
-    </w:p>
-    <w:p>
-      <w:pPr>
-        <w:keepNext/>
+        <w:t>3. Стилі</w:t>
+      </w:r>
+    </w:p>
+    <w:p>
+      <w:pPr>
         <w:spacing w:line="360" w:lineRule="auto"/>
         <w:ind w:firstLine="709"/>
         <w:jc w:val="both"/>
@@ -1843,7 +1601,7 @@
           <w:sz w:val="28"/>
           <w:szCs w:val="28"/>
         </w:rPr>
-        <w:t>Проєкт відрізняється від типової структури «components, hooks, store» у трьох місцях:</w:t>
+        <w:t>Стилі написано вручну без CSS-фреймворків (Tailwind, Materialize, UIKit та подібних). Увесь код лежить в одному файлі src/styles/index.css, який підключається в main.jsx.</w:t>
       </w:r>
     </w:p>
     <w:p>
@@ -1860,7 +1618,7 @@
           <w:sz w:val="28"/>
           <w:szCs w:val="28"/>
         </w:rPr>
-        <w:t>Каталоги за технічним типом замінено на features. Причина: у малому проєкті з двома сутностями пов’язаний код зручніше тримати поруч.</w:t>
+        <w:t>Кольори, радіус заокруглення й фон винесено в CSS custom properties в :root (--primary, --text, --muted, --border, --card, --bg, --radius). Зміна палітри робиться в одному місці.</w:t>
       </w:r>
     </w:p>
     <w:p>
@@ -1877,7 +1635,7 @@
           <w:sz w:val="28"/>
           <w:szCs w:val="28"/>
         </w:rPr>
-        <w:t>Замість глобального сховища (Redux та подібних) використано Context API. Причина: стан простий, а сховище додало б код без користі.</w:t>
+        <w:t>Повторювані елементи мають власні класи: .btn з варіантами primary і ghost, .card, .pill, .chip, .tabs. Кольори статусів і терміновості задані модифікаторами (status-todo, status-defended, urgency-overdue тощо), тому одна мітка виглядає однаково на всіх сторінках.</w:t>
       </w:r>
     </w:p>
     <w:p>
@@ -1894,7 +1652,81 @@
           <w:sz w:val="28"/>
           <w:szCs w:val="28"/>
         </w:rPr>
-        <w:t>Серверної частини немає, дані лежать у localStorage. Причина: у межах семестру важливіше показати архітектуру й тести, ніж розгортати бекенд. Пароль у localStorage зберігається відкрито, тому це лише навчальна авторизація.</w:t>
+        <w:t>Розташування блоків побудовано на flexbox, а форма й вкладки на grid.</w:t>
+      </w:r>
+    </w:p>
+    <w:p>
+      <w:pPr>
+        <w:numPr>
+          <w:ilvl w:val="0"/>
+          <w:numId w:val="6"/>
+        </w:numPr>
+        <w:spacing w:line="360" w:lineRule="auto"/>
+        <w:jc w:val="both"/>
+      </w:pPr>
+      <w:r>
+        <w:rPr>
+          <w:sz w:val="28"/>
+          <w:szCs w:val="28"/>
+        </w:rPr>
+        <w:t>Для вузьких екранів є один media query на 768 px: шапка переноситься, відступи зменшуються, поля форми стають в одну колонку. Таблиця лабораторних лежить у контейнері з горизонтальним прокручуванням (рис. 5).</w:t>
+      </w:r>
+    </w:p>
+    <w:p>
+      <w:pPr>
+        <w:keepNext/>
+        <w:spacing w:before="60"/>
+        <w:jc w:val="center"/>
+      </w:pPr>
+      <w:r>
+        <w:rPr>
+          <w:noProof/>
+        </w:rPr>
+        <w:lastRenderedPageBreak/>
+        <w:drawing>
+          <wp:inline distT="0" distB="0" distL="0" distR="0" wp14:anchorId="124FDF82" wp14:editId="1D3E359A">
+            <wp:extent cx="3291840" cy="3454400"/>
+            <wp:effectExtent l="0" t="0" r="0" b="0"/>
+            <wp:docPr id="105" name="Picture 105" descr="Мобільний вигляд сторінки входу та форми"/>
+            <wp:cNvGraphicFramePr>
+              <a:graphicFrameLocks xmlns:a="http://schemas.openxmlformats.org/drawingml/2006/main" noChangeAspect="1"/>
+            </wp:cNvGraphicFramePr>
+            <a:graphic xmlns:a="http://schemas.openxmlformats.org/drawingml/2006/main">
+              <a:graphicData uri="http://schemas.openxmlformats.org/drawingml/2006/picture">
+                <pic:pic xmlns:pic="http://schemas.openxmlformats.org/drawingml/2006/picture">
+                  <pic:nvPicPr>
+                    <pic:cNvPr id="105" name="fig_mobile.png" descr="Мобільний вигляд сторінки входу та форми"/>
+                    <pic:cNvPicPr/>
+                  </pic:nvPicPr>
+                  <pic:blipFill>
+                    <a:blip r:embed="rId9"/>
+                    <a:stretch>
+                      <a:fillRect/>
+                    </a:stretch>
+                  </pic:blipFill>
+                  <pic:spPr>
+                    <a:xfrm>
+                      <a:off x="0" y="0"/>
+                      <a:ext cx="3291840" cy="3454400"/>
+                    </a:xfrm>
+                    <a:prstGeom prst="rect">
+                      <a:avLst/>
+                    </a:prstGeom>
+                  </pic:spPr>
+                </pic:pic>
+              </a:graphicData>
+            </a:graphic>
+          </wp:inline>
+        </w:drawing>
+      </w:r>
+    </w:p>
+    <w:p>
+      <w:pPr>
+        <w:spacing w:before="40" w:after="140" w:line="260" w:lineRule="auto"/>
+        <w:jc w:val="center"/>
+      </w:pPr>
+      <w:r>
+        <w:t>Рисунок 5. Мобільний вигляд сторінки входу та форми</w:t>
       </w:r>
     </w:p>
     <w:p>
@@ -1908,7 +1740,7 @@
           <w:sz w:val="28"/>
           <w:szCs w:val="28"/>
         </w:rPr>
-        <w:t>Інструменти (Vite, ESLint, Prettier, Husky, Cypress) відповідають вимогам завдання, другого бандлера не використано.</w:t>
+        <w:t>Завдання пропонує CSS-модулі або styled-components. У проєкті їх немає: стилі глобальні. Через це імена класів спільні для всього застосунку, і при зростанні проєкту можливі збіги. Наступним кроком логічно винести стилі кожного компонента в окремий файл .module.css поруч із ним.</w:t>
       </w:r>
     </w:p>
     <w:p>
@@ -1924,8 +1756,7 @@
           <w:sz w:val="28"/>
           <w:szCs w:val="28"/>
         </w:rPr>
-        <w:lastRenderedPageBreak/>
-        <w:t>6. Публікація на GitHub і Pull Request</w:t>
+        <w:t>4. Pull Request</w:t>
       </w:r>
     </w:p>
     <w:p>
@@ -1939,65 +1770,66 @@
           <w:sz w:val="28"/>
           <w:szCs w:val="28"/>
         </w:rPr>
-        <w:t>Проєкт опубліковано в репозиторії з назвою labtrack, зміни внесено окремою гілкою, до Pull Request додано рецензентів.</w:t>
-      </w:r>
-    </w:p>
-    <w:p>
-      <w:pPr>
-        <w:spacing w:line="360" w:lineRule="auto"/>
-      </w:pPr>
-      <w:r>
-        <w:rPr>
-          <w:sz w:val="28"/>
-          <w:szCs w:val="28"/>
-        </w:rPr>
-        <w:t xml:space="preserve">Репозиторій: </w:t>
-      </w:r>
-      <w:r>
-        <w:rPr>
-          <w:sz w:val="28"/>
-          <w:szCs w:val="28"/>
-        </w:rPr>
-        <w:t>https://github.com/fdsghjmb/LabTrack/tree/Lab-3</w:t>
-      </w:r>
-    </w:p>
-    <w:p>
-      <w:pPr>
-        <w:spacing w:line="360" w:lineRule="auto"/>
-        <w:rPr>
-          <w:lang w:val="en-US"/>
-        </w:rPr>
-      </w:pPr>
-      <w:r>
-        <w:rPr>
-          <w:sz w:val="28"/>
-          <w:szCs w:val="28"/>
-        </w:rPr>
-        <w:t>Pull Request</w:t>
-      </w:r>
-      <w:r>
-        <w:rPr>
-          <w:sz w:val="28"/>
-          <w:szCs w:val="28"/>
-          <w:lang w:val="en-US"/>
-        </w:rPr>
-        <w:t xml:space="preserve">: </w:t>
-      </w:r>
-      <w:r>
-        <w:rPr>
-          <w:sz w:val="28"/>
-          <w:szCs w:val="28"/>
-          <w:lang w:val="en-US"/>
-        </w:rPr>
-        <w:t>https://github.com/fdsghjmb/LabTrack/pull/</w:t>
-      </w:r>
-      <w:r>
-        <w:rPr>
-          <w:sz w:val="28"/>
-          <w:szCs w:val="28"/>
-          <w:lang w:val="en-US"/>
-        </w:rPr>
-        <w:t>2</w:t>
+        <w:t>Зміни опубліковано в репозиторії labtrack і оформлено Pull Request з додаванням рецензентів.</w:t>
+      </w:r>
+    </w:p>
+    <w:p>
+      <w:pPr>
+        <w:spacing w:line="360" w:lineRule="auto"/>
+      </w:pPr>
+      <w:r>
+        <w:rPr>
+          <w:sz w:val="28"/>
+          <w:szCs w:val="28"/>
+        </w:rPr>
+        <w:t>Репозиторій: https://github.com/</w:t>
+      </w:r>
+      <w:r>
+        <w:rPr>
+          <w:sz w:val="28"/>
+          <w:szCs w:val="28"/>
+        </w:rPr>
+        <w:t xml:space="preserve"> </w:t>
+      </w:r>
+      <w:r>
+        <w:rPr>
+          <w:sz w:val="28"/>
+          <w:szCs w:val="28"/>
+        </w:rPr>
+        <w:t>fdsghjmb</w:t>
+      </w:r>
+      <w:r>
+        <w:rPr>
+          <w:sz w:val="28"/>
+          <w:szCs w:val="28"/>
+        </w:rPr>
+        <w:t xml:space="preserve"> </w:t>
+      </w:r>
+      <w:r>
+        <w:rPr>
+          <w:sz w:val="28"/>
+          <w:szCs w:val="28"/>
+        </w:rPr>
+        <w:t>/labtrack</w:t>
+      </w:r>
+    </w:p>
+    <w:p>
+      <w:pPr>
+        <w:spacing w:line="360" w:lineRule="auto"/>
+      </w:pPr>
+      <w:r>
+        <w:rPr>
+          <w:sz w:val="28"/>
+          <w:szCs w:val="28"/>
+        </w:rPr>
+        <w:t xml:space="preserve">Pull Request: </w:t>
+      </w:r>
+      <w:r>
+        <w:rPr>
+          <w:sz w:val="28"/>
+          <w:szCs w:val="28"/>
+        </w:rPr>
+        <w:t>https://github.com/fdsghjmb/LabTrack/pull/3</w:t>
       </w:r>
     </w:p>
     <w:p>
@@ -2027,7 +1859,7 @@
           <w:sz w:val="28"/>
           <w:szCs w:val="28"/>
         </w:rPr>
-        <w:t>Для LabTrack обрано структуру за змістом із трьома шарами: сторінки, features і shared. Вона дає прості залежності та чистий код, який легко тестувати. Husky з lint-staged не пропускають у репозиторій код із помилками ESLint, Prettier підтримує єдиний стиль, а Cypress покриває логіку, компоненти й наскрізні сценарії. Така основа дозволяє до кінця семестру додавати функції, не переписуючи наявне, а заміна localStorage на сервер торкнеться тільки модуля storage.js.</w:t>
+        <w:t>У роботі реалізовано чотири сторінки LabTrack: вхід із реєстрацією, головну, список лабораторних і форму. Спільні частини інтерфейсу винесено в компоненти Layout, StatusPill, LabRow та ProtectedRoute, а вигляд задано власними стилями без фреймворків. Єдина палітра в CSS-змінних і класи для кнопок, карток та міток дають однаковий вигляд сторінок і спрощують зміни. Головне обмеження – глобальні стилі замість CSS-модулів: його варто усунути, перш ніж проєкт виросте.</w:t>
       </w:r>
     </w:p>
     <w:sectPr>
@@ -2043,18 +1875,19 @@
 <file path=word/numbering.xml><?xml version="1.0" encoding="utf-8"?>
 <w:numbering xmlns:wpc="http://schemas.microsoft.com/office/word/2010/wordprocessingCanvas" xmlns:cx="http://schemas.microsoft.com/office/drawing/2014/chartex" xmlns:cx1="http://schemas.microsoft.com/office/drawing/2015/9/8/chartex" xmlns:cx2="http://schemas.microsoft.com/office/drawing/2015/10/21/chartex" xmlns:cx3="http://schemas.microsoft.com/office/drawing/2016/5/9/chartex" xmlns:cx4="http://schemas.microsoft.com/office/drawing/2016/5/10/chartex" xmlns:cx5="http://schemas.microsoft.com/office/drawing/2016/5/11/chartex" xmlns:cx6="http://schemas.microsoft.com/office/drawing/2016/5/12/chartex" xmlns:cx7="http://schemas.microsoft.com/office/drawing/2016/5/13/chartex" xmlns:cx8="http://schemas.microsoft.com/office/drawing/2016/5/14/chartex" xmlns:mc="http://schemas.openxmlformats.org/markup-compatibility/2006" xmlns:aink="http://schemas.microsoft.com/office/drawing/2016/ink" xmlns:am3d="http://schemas.microsoft.com/office/drawing/2017/model3d" xmlns:o="urn:schemas-microsoft-com:office:office" xmlns:oel="http://schemas.microsoft.com/office/2019/extlst" xmlns:r="http://schemas.openxmlformats.org/officeDocument/2006/relationships" xmlns:m="http://schemas.openxmlformats.org/officeDocument/2006/math" xmlns:v="urn:schemas-microsoft-com:vml" xmlns:wp14="http://schemas.microsoft.com/office/word/2010/wordprocessingDrawing" xmlns:wp="http://schemas.openxmlformats.org/drawingml/2006/wordprocessingDrawing" xmlns:w10="urn:schemas-microsoft-com:office:word" xmlns:w="http://schemas.openxmlformats.org/wordprocessingml/2006/main" xmlns:w14="http://schemas.microsoft.com/office/word/2010/wordml" xmlns:w15="http://schemas.microsoft.com/office/word/2012/wordml" xmlns:w16cex="http://schemas.microsoft.com/office/word/2018/wordml/cex" xmlns:w16cid="http://schemas.microsoft.com/office/word/2016/wordml/cid" xmlns:w16="http://schemas.microsoft.com/office/word/2018/wordml" xmlns:w16du="http://schemas.microsoft.com/office/word/2023/wordml/word16du" xmlns:w16sdtdh="http://schemas.microsoft.com/office/word/2020/wordml/sdtdatahash" xmlns:w16sdtfl="http://schemas.microsoft.com/office/word/2024/wordml/sdtformatlock" xmlns:w16se="http://schemas.microsoft.com/office/word/2015/wordml/symex" xmlns:wpg="http://schemas.microsoft.com/office/word/2010/wordprocessingGroup" xmlns:wpi="http://schemas.microsoft.com/office/word/2010/wordprocessingInk" xmlns:wne="http://schemas.microsoft.com/office/word/2006/wordml" xmlns:wps="http://schemas.microsoft.com/office/word/2010/wordprocessingShape" mc:Ignorable="w14 w15 w16se w16cid w16 w16cex w16sdtdh w16sdtfl w16du wp14">
   <w:abstractNum w:abstractNumId="0" w15:restartNumberingAfterBreak="0">
-    <w:nsid w:val="2D6A005F"/>
+    <w:nsid w:val="07C07B27"/>
     <w:multiLevelType w:val="singleLevel"/>
-    <w:tmpl w:val="D82230D0"/>
+    <w:tmpl w:val="A4EEE9FA"/>
     <w:lvl w:ilvl="0">
       <w:start w:val="1"/>
-      <w:numFmt w:val="decimal"/>
-      <w:lvlText w:val="%1."/>
+      <w:numFmt w:val="bullet"/>
+      <w:lvlText w:val="-"/>
       <w:lvlJc w:val="left"/>
       <w:pPr>
         <w:ind w:left="1069" w:hanging="360"/>
       </w:pPr>
       <w:rPr>
+        <w:rFonts w:ascii="Times New Roman" w:hAnsi="Times New Roman" w:cs="Times New Roman" w:hint="default"/>
         <w:sz w:val="28"/>
         <w:szCs w:val="28"/>
       </w:rPr>
@@ -2174,25 +2007,6 @@
     </w:lvl>
   </w:abstractNum>
   <w:abstractNum w:abstractNumId="2" w15:restartNumberingAfterBreak="0">
-    <w:nsid w:val="384851AD"/>
-    <w:multiLevelType w:val="singleLevel"/>
-    <w:tmpl w:val="46F6BEF6"/>
-    <w:lvl w:ilvl="0">
-      <w:start w:val="1"/>
-      <w:numFmt w:val="bullet"/>
-      <w:lvlText w:val="-"/>
-      <w:lvlJc w:val="left"/>
-      <w:pPr>
-        <w:ind w:left="1069" w:hanging="360"/>
-      </w:pPr>
-      <w:rPr>
-        <w:rFonts w:ascii="Times New Roman" w:hAnsi="Times New Roman" w:cs="Times New Roman" w:hint="default"/>
-        <w:sz w:val="28"/>
-        <w:szCs w:val="28"/>
-      </w:rPr>
-    </w:lvl>
-  </w:abstractNum>
-  <w:abstractNum w:abstractNumId="3" w15:restartNumberingAfterBreak="0">
     <w:nsid w:val="417866B3"/>
     <w:multiLevelType w:val="multilevel"/>
     <w:tmpl w:val="6FE40CF6"/>
@@ -2341,7 +2155,7 @@
       </w:rPr>
     </w:lvl>
   </w:abstractNum>
-  <w:abstractNum w:abstractNumId="4" w15:restartNumberingAfterBreak="0">
+  <w:abstractNum w:abstractNumId="3" w15:restartNumberingAfterBreak="0">
     <w:nsid w:val="48B518B0"/>
     <w:multiLevelType w:val="hybridMultilevel"/>
     <w:tmpl w:val="E154F9AA"/>
@@ -2433,7 +2247,7 @@
       </w:pPr>
     </w:lvl>
   </w:abstractNum>
-  <w:abstractNum w:abstractNumId="5" w15:restartNumberingAfterBreak="0">
+  <w:abstractNum w:abstractNumId="4" w15:restartNumberingAfterBreak="0">
     <w:nsid w:val="48BE6160"/>
     <w:multiLevelType w:val="multilevel"/>
     <w:tmpl w:val="DE10AA92"/>
@@ -2544,6 +2358,24 @@
         </w:tabs>
         <w:ind w:left="6480" w:hanging="360"/>
       </w:pPr>
+    </w:lvl>
+  </w:abstractNum>
+  <w:abstractNum w:abstractNumId="5" w15:restartNumberingAfterBreak="0">
+    <w:nsid w:val="58E35504"/>
+    <w:multiLevelType w:val="singleLevel"/>
+    <w:tmpl w:val="9F9220C0"/>
+    <w:lvl w:ilvl="0">
+      <w:start w:val="1"/>
+      <w:numFmt w:val="decimal"/>
+      <w:lvlText w:val="%1."/>
+      <w:lvlJc w:val="left"/>
+      <w:pPr>
+        <w:ind w:left="1069" w:hanging="360"/>
+      </w:pPr>
+      <w:rPr>
+        <w:sz w:val="28"/>
+        <w:szCs w:val="28"/>
+      </w:rPr>
     </w:lvl>
   </w:abstractNum>
   <w:abstractNum w:abstractNumId="6" w15:restartNumberingAfterBreak="0">
@@ -2633,7 +2465,7 @@
     </w:lvl>
   </w:abstractNum>
   <w:num w:numId="1" w16cid:durableId="289869436">
-    <w:abstractNumId w:val="5"/>
+    <w:abstractNumId w:val="4"/>
   </w:num>
   <w:num w:numId="2" w16cid:durableId="1373310812">
     <w:abstractNumId w:val="6"/>
@@ -2642,16 +2474,16 @@
     <w:abstractNumId w:val="1"/>
   </w:num>
   <w:num w:numId="4" w16cid:durableId="264848776">
-    <w:abstractNumId w:val="4"/>
+    <w:abstractNumId w:val="3"/>
   </w:num>
   <w:num w:numId="5" w16cid:durableId="1341003881">
-    <w:abstractNumId w:val="3"/>
-  </w:num>
-  <w:num w:numId="6" w16cid:durableId="637029458">
     <w:abstractNumId w:val="2"/>
   </w:num>
-  <w:num w:numId="7" w16cid:durableId="1645618068">
+  <w:num w:numId="6" w16cid:durableId="1104811271">
     <w:abstractNumId w:val="0"/>
+  </w:num>
+  <w:num w:numId="7" w16cid:durableId="1541093969">
+    <w:abstractNumId w:val="5"/>
   </w:num>
 </w:numbering>
 </file>
@@ -3109,6 +2941,7 @@
     <w:name w:val="Hyperlink"/>
     <w:basedOn w:val="DefaultParagraphFont"/>
     <w:uiPriority w:val="99"/>
+    <w:semiHidden/>
     <w:unhideWhenUsed/>
     <w:rsid w:val="007B7417"/>
     <w:rPr>
@@ -3137,18 +2970,6 @@
     <w:rPr>
       <w:color w:val="954F72" w:themeColor="followedHyperlink"/>
       <w:u w:val="single"/>
-    </w:rPr>
-  </w:style>
-  <w:style w:type="character" w:styleId="UnresolvedMention">
-    <w:name w:val="Unresolved Mention"/>
-    <w:basedOn w:val="DefaultParagraphFont"/>
-    <w:uiPriority w:val="99"/>
-    <w:semiHidden/>
-    <w:unhideWhenUsed/>
-    <w:rsid w:val="000A1276"/>
-    <w:rPr>
-      <w:color w:val="605E5C"/>
-      <w:shd w:val="clear" w:color="auto" w:fill="E1DFDD"/>
     </w:rPr>
   </w:style>
 </w:styles>
